--- a/docs/BTI_Tawarruq_Users_ver_001.docx
+++ b/docs/BTI_Tawarruq_Users_ver_001.docx
@@ -552,7 +552,21 @@
           <w:b w:val="0"/>
           <w:sz w:val="22"/>
         </w:rPr>
-        <w:t>Manage BTI staff identities, roles, and permissions (including BTI ops and finance).</w:t>
+        <w:t>Invite Super Admin, FI Admin, BTI Ops, Shariah, BTI Finance, and Recon. Does not invite FI Ops or FI Approver.</w:t>
+      </w:r>
+    </w:p>
+    <w:p>
+      <w:pPr>
+        <w:pStyle w:val="ListBullet"/>
+        <w:spacing w:after="40"/>
+      </w:pPr>
+      <w:r>
+        <w:rPr>
+          <w:rFonts w:ascii="Calibri" w:hAnsi="Calibri" w:eastAsia="Calibri"/>
+          <w:b w:val="0"/>
+          <w:sz w:val="22"/>
+        </w:rPr>
+        <w:t>Issue institution API keys for core-banking onboard.</w:t>
       </w:r>
     </w:p>
     <w:p>
@@ -594,7 +608,7 @@
           <w:i w:val="0"/>
           <w:sz w:val="22"/>
         </w:rPr>
-        <w:t>Access and control: Powerful administrative actions must be authenticated strongly and logged. Super-admin must not be the only path for day-to-day trade execution. Only this role may assign other BTI-internal roles or create institutions.</w:t>
+        <w:t>Access and control: Powerful administrative actions must be authenticated strongly and logged. Super-admin must not be the only path for day-to-day trade execution. Only this role may assign other BTI-internal roles, create institutions, or issue API keys. FI Operations and FI Approver are invited by the FI Administrator.</w:t>
       </w:r>
     </w:p>
     <w:p>
@@ -902,7 +916,7 @@
           <w:b w:val="0"/>
           <w:sz w:val="22"/>
         </w:rPr>
-        <w:t>Manage the institution’s users, roles, and access rights.</w:t>
+        <w:t>Invite FI Admin, FI Ops, FI Approver, Shariah, and Recon for this institution. Cannot invite BTI Super Admin, BTI Ops, or BTI Finance.</w:t>
       </w:r>
     </w:p>
     <w:p>
@@ -930,7 +944,7 @@
           <w:b w:val="0"/>
           <w:sz w:val="22"/>
         </w:rPr>
-        <w:t>Manage or request API onboarding and integration configuration.</w:t>
+        <w:t>Request BTI to onboard the institution API key; manage integration configuration.</w:t>
       </w:r>
     </w:p>
     <w:p>
@@ -972,7 +986,7 @@
           <w:i w:val="0"/>
           <w:sz w:val="22"/>
         </w:rPr>
-        <w:t>Access and control: Must not access another institution’s data. Cannot create BTI-internal users. High-risk setting changes should be subject to approval where required.</w:t>
+        <w:t>Access and control: Must not access another institution’s data. Cannot create BTI-internal users or issue API keys. High-risk setting changes should be subject to approval where required.</w:t>
       </w:r>
     </w:p>
     <w:p>
@@ -3053,7 +3067,7 @@
                 <w:b w:val="0"/>
                 <w:sz w:val="18"/>
               </w:rPr>
-              <w:t>Portal users, webhooks, API keys</w:t>
+              <w:t>Portal users and webhooks; API key create is Super Admin only</w:t>
             </w:r>
           </w:p>
         </w:tc>
@@ -3820,7 +3834,7 @@
                 <w:b w:val="0"/>
                 <w:sz w:val="18"/>
               </w:rPr>
-              <w:t>Only Super Admin assigns BTI-internal roles</w:t>
+              <w:t>Invites Super Admin, BTI Ops, BTI Finance, Shariah, Recon, FI Admin</w:t>
             </w:r>
           </w:p>
         </w:tc>
@@ -3852,7 +3866,7 @@
                 <w:b w:val="0"/>
                 <w:sz w:val="18"/>
               </w:rPr>
-              <w:t>FI Admin (or Super Admin)</w:t>
+              <w:t>FI Admin</w:t>
             </w:r>
           </w:p>
         </w:tc>
@@ -3882,7 +3896,69 @@
                 <w:b w:val="0"/>
                 <w:sz w:val="18"/>
               </w:rPr>
-              <w:t>Cannot manage BTI-internal users</w:t>
+              <w:t>Invites FI Admin, FI Ops, FI Approver, Shariah, Recon. Super Admin does not invite FI Ops or FI Approver</w:t>
+            </w:r>
+          </w:p>
+        </w:tc>
+      </w:tr>
+      <w:tr>
+        <w:tc>
+          <w:tcPr>
+            <w:tcW w:type="dxa" w:w="2412"/>
+          </w:tcPr>
+          <w:p>
+            <w:r>
+              <w:rPr>
+                <w:rFonts w:ascii="Calibri" w:hAnsi="Calibri" w:eastAsia="Calibri"/>
+                <w:b w:val="0"/>
+                <w:sz w:val="18"/>
+              </w:rPr>
+              <w:t>Issue API keys</w:t>
+            </w:r>
+          </w:p>
+        </w:tc>
+        <w:tc>
+          <w:tcPr>
+            <w:tcW w:type="dxa" w:w="2412"/>
+          </w:tcPr>
+          <w:p>
+            <w:r>
+              <w:rPr>
+                <w:rFonts w:ascii="Calibri" w:hAnsi="Calibri" w:eastAsia="Calibri"/>
+                <w:b w:val="0"/>
+                <w:sz w:val="18"/>
+              </w:rPr>
+              <w:t>BTI Super Admin</w:t>
+            </w:r>
+          </w:p>
+        </w:tc>
+        <w:tc>
+          <w:tcPr>
+            <w:tcW w:type="dxa" w:w="2412"/>
+          </w:tcPr>
+          <w:p>
+            <w:r>
+              <w:rPr>
+                <w:rFonts w:ascii="Calibri" w:hAnsi="Calibri" w:eastAsia="Calibri"/>
+                <w:b w:val="0"/>
+                <w:sz w:val="18"/>
+              </w:rPr>
+              <w:t>Tenant</w:t>
+            </w:r>
+          </w:p>
+        </w:tc>
+        <w:tc>
+          <w:tcPr>
+            <w:tcW w:type="dxa" w:w="2412"/>
+          </w:tcPr>
+          <w:p>
+            <w:r>
+              <w:rPr>
+                <w:rFonts w:ascii="Calibri" w:hAnsi="Calibri" w:eastAsia="Calibri"/>
+                <w:b w:val="0"/>
+                <w:sz w:val="18"/>
+              </w:rPr>
+              <w:t>FI Admin requests BTI to onboard</w:t>
             </w:r>
           </w:p>
         </w:tc>
@@ -4608,7 +4684,54 @@
                 <w:b w:val="0"/>
                 <w:sz w:val="18"/>
               </w:rPr>
-              <w:t>BTI-internal roles only creatable by Super Admin</w:t>
+              <w:t>Super Admin invites Super Admin, FI Admin, BTI Ops, Shariah, BTI Finance, Recon. FI Admin invites FI desk staff. Super Admin does not invite FI Ops or FI Approver</w:t>
+            </w:r>
+          </w:p>
+        </w:tc>
+      </w:tr>
+      <w:tr>
+        <w:tc>
+          <w:tcPr>
+            <w:tcW w:type="dxa" w:w="3216"/>
+          </w:tcPr>
+          <w:p>
+            <w:r>
+              <w:rPr>
+                <w:rFonts w:ascii="Calibri" w:hAnsi="Calibri" w:eastAsia="Calibri"/>
+                <w:b w:val="0"/>
+                <w:sz w:val="18"/>
+              </w:rPr>
+              <w:t>API key onboard</w:t>
+            </w:r>
+          </w:p>
+        </w:tc>
+        <w:tc>
+          <w:tcPr>
+            <w:tcW w:type="dxa" w:w="3216"/>
+          </w:tcPr>
+          <w:p>
+            <w:r>
+              <w:rPr>
+                <w:rFonts w:ascii="Calibri" w:hAnsi="Calibri" w:eastAsia="Calibri"/>
+                <w:b w:val="0"/>
+                <w:sz w:val="18"/>
+              </w:rPr>
+              <w:t>Live</w:t>
+            </w:r>
+          </w:p>
+        </w:tc>
+        <w:tc>
+          <w:tcPr>
+            <w:tcW w:type="dxa" w:w="3216"/>
+          </w:tcPr>
+          <w:p>
+            <w:r>
+              <w:rPr>
+                <w:rFonts w:ascii="Calibri" w:hAnsi="Calibri" w:eastAsia="Calibri"/>
+                <w:b w:val="0"/>
+                <w:sz w:val="18"/>
+              </w:rPr>
+              <w:t>Super Admin only; FI Admin requests BTI</w:t>
             </w:r>
           </w:p>
         </w:tc>
